--- a/hin/docx/30.content.docx
+++ b/hin/docx/30.content.docx
@@ -310,19 +310,7 @@
         <w:rPr>
           <w:lang w:val="hi_IN" w:bidi="hi_IN"/>
         </w:rPr>
-        <w:t xml:space="preserve"> में एक अलग इब्री शब्द (बोकेर, जिसका अर्थ "चरवाहा" है; देखें </w:t>
-      </w:r>
-      <w:r>
-        <w:rPr>
-          <w:lang w:val="hi_IN" w:bidi="hi_IN"/>
-        </w:rPr>
-        <w:t>आमोस पुस्तक परिचय</w:t>
-      </w:r>
-      <w:r>
-        <w:rPr>
-          <w:lang w:val="hi_IN" w:bidi="hi_IN"/>
-        </w:rPr>
-        <w:t xml:space="preserve">, "भविष्यद्वक्ता आमोस") का उपयोग करके करते हैं। आमोस एक पेशेवर भविष्यद्वक्ता नहीं थे जो भवन या मन्दिर की सेवा करते थे। • आमोस ने यह सन्देश दर्शन में प्राप्त किया—अर्थात, ईश्वरीय प्रकाशन द्वारा (देखें </w:t>
+        <w:t xml:space="preserve"> में एक अलग इब्री शब्द (बोकेर, जिसका अर्थ "चरवाहा" है; देखें आमोस पुस्तक परिचय, "भविष्यद्वक्ता आमोस") का उपयोग करके करते हैं। आमोस एक पेशेवर भविष्यद्वक्ता नहीं थे जो भवन या मन्दिर की सेवा करते थे। • आमोस ने यह सन्देश दर्शन में प्राप्त किया—अर्थात, ईश्वरीय प्रकाशन द्वारा (देखें </w:t>
       </w:r>
       <w:r>
         <w:rPr>
@@ -9902,19 +9890,7 @@
         <w:rPr>
           <w:lang w:val="hi_IN" w:bidi="hi_IN"/>
         </w:rPr>
-        <w:t xml:space="preserve">पाले हो सकते हैं (देखें </w:t>
-      </w:r>
-      <w:r>
-        <w:rPr>
-          <w:lang w:val="hi_IN" w:bidi="hi_IN"/>
-        </w:rPr>
-        <w:t>आमोस पुस्तक परिचय</w:t>
-      </w:r>
-      <w:r>
-        <w:rPr>
-          <w:lang w:val="hi_IN" w:bidi="hi_IN"/>
-        </w:rPr>
-        <w:t>, “भविष्यद्वक्ता आमोस”)। • गूलर-अंजीर को गाय-बैल के चारे के लिए इकट्ठा किया गया था।</w:t>
+        <w:t>पाले हो सकते हैं (देखें आमोस पुस्तक परिचय, “भविष्यद्वक्ता आमोस”)। • गूलर-अंजीर को गाय-बैल के चारे के लिए इकट्ठा किया गया था।</w:t>
       </w:r>
       <w:r>
         <w:rPr>
